--- a/C64 Keyboard Standard Version/Rev. 2/Text/C64KB_FunD.docx
+++ b/C64 Keyboard Standard Version/Rev. 2/Text/C64KB_FunD.docx
@@ -11,7 +11,6 @@
           <w:bCs w:val="0"/>
           <w:i w:val="0"/>
           <w:iCs w:val="0"/>
-          <w:lang w:val="en-US"/>
         </w:rPr>
       </w:pPr>
       <w:r>
@@ -20,7 +19,6 @@
           <w:bCs w:val="0"/>
           <w:i w:val="0"/>
           <w:iCs w:val="0"/>
-          <w:lang w:val="en-US"/>
         </w:rPr>
         <w:t>C64 Mechanical Keyboard &amp; Kernal Switcher</w:t>
       </w:r>
@@ -34,7 +32,6 @@
           <w:bCs w:val="0"/>
           <w:i w:val="0"/>
           <w:iCs w:val="0"/>
-          <w:lang w:val="en-US"/>
         </w:rPr>
       </w:pPr>
       <w:r>
@@ -44,7 +41,6 @@
           <w:bCs w:val="0"/>
           <w:i w:val="0"/>
           <w:iCs w:val="0"/>
-          <w:lang w:val="en-US"/>
         </w:rPr>
         <w:t xml:space="preserve">Standard Version Rev. </w:t>
       </w:r>
@@ -55,7 +51,6 @@
           <w:bCs w:val="0"/>
           <w:i w:val="0"/>
           <w:iCs w:val="0"/>
-          <w:lang w:val="en-US"/>
         </w:rPr>
         <w:t>2</w:t>
       </w:r>
@@ -69,7 +64,6 @@
           <w:bCs w:val="0"/>
           <w:i w:val="0"/>
           <w:iCs w:val="0"/>
-          <w:lang w:val="en-US"/>
         </w:rPr>
       </w:pPr>
       <w:r>
@@ -79,20 +73,8 @@
           <w:bCs w:val="0"/>
           <w:i w:val="0"/>
           <w:iCs w:val="0"/>
-          <w:lang w:val="en-US"/>
-        </w:rPr>
-        <w:t>Functional</w:t>
-      </w:r>
-      <w:r>
-        <w:rPr>
-          <w:rStyle w:val="Buchtitel"/>
-          <w:b/>
-          <w:bCs w:val="0"/>
-          <w:i w:val="0"/>
-          <w:iCs w:val="0"/>
-          <w:lang w:val="en-US"/>
-        </w:rPr>
-        <w:t xml:space="preserve"> Description</w:t>
+        </w:rPr>
+        <w:t>Functional Description</w:t>
       </w:r>
     </w:p>
     <w:p>
@@ -100,22 +82,19 @@
         <w:jc w:val="both"/>
         <w:rPr>
           <w:spacing w:val="5"/>
-          <w:lang w:val="en-US"/>
-        </w:rPr>
-      </w:pPr>
-      <w:r>
-        <w:rPr>
-          <w:b/>
-          <w:bCs/>
-          <w:spacing w:val="5"/>
-          <w:lang w:val="en-US"/>
+        </w:rPr>
+      </w:pPr>
+      <w:r>
+        <w:rPr>
+          <w:b/>
+          <w:bCs/>
+          <w:spacing w:val="5"/>
         </w:rPr>
         <w:t>SW1 to SW66, with the exception of SW35, form the keyboard matrix of the C64 keyboard.</w:t>
       </w:r>
       <w:r>
         <w:rPr>
           <w:spacing w:val="5"/>
-          <w:lang w:val="en-US"/>
         </w:rPr>
         <w:t xml:space="preserve"> It is identical to the original C64 keyboard matrix.</w:t>
       </w:r>
@@ -125,13 +104,11 @@
         <w:jc w:val="both"/>
         <w:rPr>
           <w:spacing w:val="5"/>
-          <w:lang w:val="en-US"/>
-        </w:rPr>
-      </w:pPr>
-      <w:r>
-        <w:rPr>
-          <w:spacing w:val="5"/>
-          <w:lang w:val="en-US"/>
+        </w:rPr>
+      </w:pPr>
+      <w:r>
+        <w:rPr>
+          <w:spacing w:val="5"/>
         </w:rPr>
         <w:t xml:space="preserve">SW17A, SW18A, SW32A, SW33A, SW49A, SW51A, SW62A and SW65A are alternative positions for </w:t>
       </w:r>
@@ -140,14 +117,12 @@
           <w:b/>
           <w:bCs/>
           <w:spacing w:val="5"/>
-          <w:lang w:val="en-US"/>
         </w:rPr>
         <w:t>1.5U keys</w:t>
       </w:r>
       <w:r>
         <w:rPr>
           <w:spacing w:val="5"/>
-          <w:lang w:val="en-US"/>
         </w:rPr>
         <w:t>, which nowadays typically have a central stem. They are wired in parallel with their corresponding classic-position switches (without the “A”).</w:t>
       </w:r>
@@ -157,22 +132,19 @@
         <w:jc w:val="both"/>
         <w:rPr>
           <w:spacing w:val="5"/>
-          <w:lang w:val="en-US"/>
-        </w:rPr>
-      </w:pPr>
-      <w:r>
-        <w:rPr>
-          <w:b/>
-          <w:bCs/>
-          <w:spacing w:val="5"/>
-          <w:lang w:val="en-US"/>
+        </w:rPr>
+      </w:pPr>
+      <w:r>
+        <w:rPr>
+          <w:b/>
+          <w:bCs/>
+          <w:spacing w:val="5"/>
         </w:rPr>
         <w:t>SW32 is the RESTORE button.</w:t>
       </w:r>
       <w:r>
         <w:rPr>
           <w:spacing w:val="5"/>
-          <w:lang w:val="en-US"/>
         </w:rPr>
         <w:t xml:space="preserve"> It is connected to the </w:t>
       </w:r>
@@ -181,14 +153,12 @@
           <w:b/>
           <w:bCs/>
           <w:spacing w:val="5"/>
-          <w:lang w:val="en-US"/>
         </w:rPr>
         <w:t>/RESTORE</w:t>
       </w:r>
       <w:r>
         <w:rPr>
           <w:spacing w:val="5"/>
-          <w:lang w:val="en-US"/>
         </w:rPr>
         <w:t xml:space="preserve"> pin and GND, just like in the original keyboard. Unlike the original, it has a </w:t>
       </w:r>
@@ -197,7 +167,6 @@
           <w:b/>
           <w:bCs/>
           <w:spacing w:val="5"/>
-          <w:lang w:val="en-US"/>
         </w:rPr>
         <w:t xml:space="preserve">10 </w:t>
       </w:r>
@@ -207,7 +176,6 @@
           <w:b/>
           <w:bCs/>
           <w:spacing w:val="5"/>
-          <w:lang w:val="en-US"/>
         </w:rPr>
         <w:t>kΩ</w:t>
       </w:r>
@@ -217,14 +185,12 @@
           <w:b/>
           <w:bCs/>
           <w:spacing w:val="5"/>
-          <w:lang w:val="en-US"/>
         </w:rPr>
         <w:t xml:space="preserve"> pull-up resistor (R15)</w:t>
       </w:r>
       <w:r>
         <w:rPr>
           <w:spacing w:val="5"/>
-          <w:lang w:val="en-US"/>
         </w:rPr>
         <w:t>, since the RESTORE signal is also required to have a defined state when the keyboard is not connected to a C64 mainboard.</w:t>
       </w:r>
@@ -234,22 +200,19 @@
         <w:jc w:val="both"/>
         <w:rPr>
           <w:spacing w:val="5"/>
-          <w:lang w:val="en-US"/>
-        </w:rPr>
-      </w:pPr>
-      <w:r>
-        <w:rPr>
-          <w:b/>
-          <w:bCs/>
-          <w:spacing w:val="5"/>
-          <w:lang w:val="en-US"/>
+        </w:rPr>
+      </w:pPr>
+      <w:r>
+        <w:rPr>
+          <w:b/>
+          <w:bCs/>
+          <w:spacing w:val="5"/>
         </w:rPr>
         <w:t>SW35 is the SHIFT LOCK button.</w:t>
       </w:r>
       <w:r>
         <w:rPr>
           <w:spacing w:val="5"/>
-          <w:lang w:val="en-US"/>
         </w:rPr>
         <w:t xml:space="preserve"> Unlike the original keyboard, where it is a latching switch and is electrically connected in parallel with the left SHIFT key, SW35 is connected to a dedicated </w:t>
       </w:r>
@@ -258,14 +221,12 @@
           <w:b/>
           <w:bCs/>
           <w:spacing w:val="5"/>
-          <w:lang w:val="en-US"/>
         </w:rPr>
         <w:t>Shift Lock circuit</w:t>
       </w:r>
       <w:r>
         <w:rPr>
           <w:spacing w:val="5"/>
-          <w:lang w:val="en-US"/>
         </w:rPr>
         <w:t>.</w:t>
       </w:r>
@@ -275,55 +236,47 @@
         <w:jc w:val="both"/>
         <w:rPr>
           <w:spacing w:val="5"/>
-          <w:lang w:val="en-US"/>
-        </w:rPr>
-      </w:pPr>
-      <w:r>
-        <w:rPr>
-          <w:spacing w:val="5"/>
-          <w:lang w:val="en-US"/>
+        </w:rPr>
+      </w:pPr>
+      <w:r>
+        <w:rPr>
+          <w:spacing w:val="5"/>
         </w:rPr>
         <w:t>R3 is the pull-up resistor,</w:t>
       </w:r>
       <w:r>
         <w:rPr>
           <w:spacing w:val="5"/>
-          <w:lang w:val="en-US"/>
         </w:rPr>
         <w:t xml:space="preserve"> </w:t>
       </w:r>
       <w:r>
         <w:rPr>
           <w:spacing w:val="5"/>
-          <w:lang w:val="en-US"/>
         </w:rPr>
         <w:t xml:space="preserve">and </w:t>
       </w:r>
       <w:r>
         <w:rPr>
           <w:spacing w:val="5"/>
-          <w:lang w:val="en-US"/>
         </w:rPr>
         <w:t>IC2A</w:t>
       </w:r>
       <w:r>
         <w:rPr>
           <w:spacing w:val="5"/>
-          <w:lang w:val="en-US"/>
         </w:rPr>
         <w:t xml:space="preserve"> provides switch debouncing</w:t>
       </w:r>
       <w:r>
         <w:rPr>
           <w:spacing w:val="5"/>
-          <w:lang w:val="en-US"/>
         </w:rPr>
         <w:t xml:space="preserve"> circuit</w:t>
       </w:r>
       <w:r>
         <w:rPr>
           <w:spacing w:val="5"/>
-          <w:lang w:val="en-US"/>
         </w:rPr>
         <w:t xml:space="preserve">. </w:t>
       </w:r>
@@ -333,66 +286,39 @@
         <w:jc w:val="both"/>
         <w:rPr>
           <w:spacing w:val="5"/>
-          <w:lang w:val="en-US"/>
-        </w:rPr>
-      </w:pPr>
-      <w:r>
-        <w:rPr>
-          <w:spacing w:val="5"/>
-          <w:lang w:val="en-US"/>
-        </w:rPr>
-        <w:t>IC3 and C7, C6 and C8</w:t>
-      </w:r>
-      <w:r>
-        <w:rPr>
-          <w:spacing w:val="5"/>
-          <w:lang w:val="en-US"/>
-        </w:rPr>
-        <w:t xml:space="preserve"> form the </w:t>
-      </w:r>
-      <w:r>
-        <w:rPr>
-          <w:b/>
-          <w:bCs/>
-          <w:spacing w:val="5"/>
-          <w:lang w:val="en-US"/>
+        </w:rPr>
+      </w:pPr>
+      <w:r>
+        <w:rPr>
+          <w:spacing w:val="5"/>
+        </w:rPr>
+        <w:t xml:space="preserve">IC3 and C7, C6 and C8 form the </w:t>
+      </w:r>
+      <w:r>
+        <w:rPr>
+          <w:b/>
+          <w:bCs/>
+          <w:spacing w:val="5"/>
         </w:rPr>
         <w:t>power-on reset circuit</w:t>
       </w:r>
       <w:r>
         <w:rPr>
           <w:spacing w:val="5"/>
-          <w:lang w:val="en-US"/>
-        </w:rPr>
-        <w:t xml:space="preserve"> </w:t>
-      </w:r>
-      <w:r>
-        <w:rPr>
-          <w:spacing w:val="5"/>
-          <w:lang w:val="en-US"/>
-        </w:rPr>
-        <w:t xml:space="preserve">(POR) </w:t>
-      </w:r>
-      <w:r>
-        <w:rPr>
-          <w:spacing w:val="5"/>
-          <w:lang w:val="en-US"/>
-        </w:rPr>
-        <w:t xml:space="preserve">for the SHIFT LOCK flip-flop IC1A. </w:t>
-      </w:r>
-      <w:r>
-        <w:rPr>
-          <w:b/>
-          <w:bCs/>
-          <w:spacing w:val="5"/>
-          <w:lang w:val="en-US"/>
+        </w:rPr>
+        <w:t xml:space="preserve"> (POR) for the SHIFT LOCK flip-flop IC1A. </w:t>
+      </w:r>
+      <w:r>
+        <w:rPr>
+          <w:b/>
+          <w:bCs/>
+          <w:spacing w:val="5"/>
         </w:rPr>
         <w:t>In case a Pro Micro (M2) is installed</w:t>
       </w:r>
       <w:r>
         <w:rPr>
           <w:spacing w:val="5"/>
-          <w:lang w:val="en-US"/>
         </w:rPr>
         <w:t xml:space="preserve">, </w:t>
       </w:r>
@@ -401,14 +327,12 @@
           <w:b/>
           <w:bCs/>
           <w:spacing w:val="5"/>
-          <w:lang w:val="en-US"/>
         </w:rPr>
         <w:t>the POR can stay unpopulated</w:t>
       </w:r>
       <w:r>
         <w:rPr>
           <w:spacing w:val="5"/>
-          <w:lang w:val="en-US"/>
         </w:rPr>
         <w:t xml:space="preserve"> since M2 will reset the SHIFT LOCK circuit.</w:t>
       </w:r>
@@ -418,13 +342,11 @@
         <w:jc w:val="both"/>
         <w:rPr>
           <w:spacing w:val="5"/>
-          <w:lang w:val="en-US"/>
-        </w:rPr>
-      </w:pPr>
-      <w:r>
-        <w:rPr>
-          <w:spacing w:val="5"/>
-          <w:lang w:val="en-US"/>
+        </w:rPr>
+      </w:pPr>
+      <w:r>
+        <w:rPr>
+          <w:spacing w:val="5"/>
         </w:rPr>
         <w:t xml:space="preserve">IC1A toggles its output state every time the SHIFT LOCK button is pressed. R2 and Q1 drive the </w:t>
       </w:r>
@@ -433,14 +355,12 @@
           <w:b/>
           <w:bCs/>
           <w:spacing w:val="5"/>
-          <w:lang w:val="en-US"/>
         </w:rPr>
         <w:t>SHIFT LOCK LED (SW35LD)</w:t>
       </w:r>
       <w:r>
         <w:rPr>
           <w:spacing w:val="5"/>
-          <w:lang w:val="en-US"/>
         </w:rPr>
         <w:t>, while R1 is the current-limiting resistor.</w:t>
       </w:r>
@@ -449,13 +369,11 @@
       <w:pPr>
         <w:rPr>
           <w:spacing w:val="5"/>
-          <w:lang w:val="en-US"/>
-        </w:rPr>
-      </w:pPr>
-      <w:r>
-        <w:rPr>
-          <w:spacing w:val="5"/>
-          <w:lang w:val="en-US"/>
+        </w:rPr>
+      </w:pPr>
+      <w:r>
+        <w:rPr>
+          <w:spacing w:val="5"/>
         </w:rPr>
         <w:t>The value is calculated as follows:</w:t>
       </w:r>
@@ -469,7 +387,6 @@
           <w:bCs w:val="0"/>
           <w:i w:val="0"/>
           <w:iCs w:val="0"/>
-          <w:lang w:val="en-US"/>
         </w:rPr>
       </w:pPr>
       <m:oMathPara>
@@ -481,7 +398,6 @@
             <w:rPr>
               <w:rStyle w:val="Buchtitel"/>
               <w:rFonts w:ascii="Cambria Math" w:hAnsi="Cambria Math"/>
-              <w:lang w:val="en-US"/>
             </w:rPr>
             <m:t>R1=</m:t>
           </m:r>
@@ -495,7 +411,6 @@
                   <w:bCs w:val="0"/>
                   <w:i w:val="0"/>
                   <w:iCs w:val="0"/>
-                  <w:lang w:val="en-US"/>
                 </w:rPr>
               </m:ctrlPr>
             </m:fPr>
@@ -507,7 +422,6 @@
                 <w:rPr>
                   <w:rStyle w:val="Buchtitel"/>
                   <w:rFonts w:ascii="Cambria Math" w:hAnsi="Cambria Math"/>
-                  <w:lang w:val="en-US"/>
                 </w:rPr>
                 <m:t>5V-</m:t>
               </m:r>
@@ -521,7 +435,6 @@
                       <w:bCs w:val="0"/>
                       <w:i w:val="0"/>
                       <w:iCs w:val="0"/>
-                      <w:lang w:val="en-US"/>
                     </w:rPr>
                   </m:ctrlPr>
                 </m:sSubPr>
@@ -533,7 +446,6 @@
                     <w:rPr>
                       <w:rStyle w:val="Buchtitel"/>
                       <w:rFonts w:ascii="Cambria Math" w:hAnsi="Cambria Math"/>
-                      <w:lang w:val="en-US"/>
                     </w:rPr>
                     <m:t>V</m:t>
                   </m:r>
@@ -546,7 +458,6 @@
                     <w:rPr>
                       <w:rStyle w:val="Buchtitel"/>
                       <w:rFonts w:ascii="Cambria Math" w:hAnsi="Cambria Math"/>
-                      <w:lang w:val="en-US"/>
                     </w:rPr>
                     <m:t>F,SW35LD</m:t>
                   </m:r>
@@ -564,7 +475,6 @@
                       <w:bCs w:val="0"/>
                       <w:i w:val="0"/>
                       <w:iCs w:val="0"/>
-                      <w:lang w:val="en-US"/>
                     </w:rPr>
                   </m:ctrlPr>
                 </m:sSubPr>
@@ -576,7 +486,6 @@
                     <w:rPr>
                       <w:rStyle w:val="Buchtitel"/>
                       <w:rFonts w:ascii="Cambria Math" w:hAnsi="Cambria Math"/>
-                      <w:lang w:val="en-US"/>
                     </w:rPr>
                     <m:t>I</m:t>
                   </m:r>
@@ -589,7 +498,6 @@
                     <w:rPr>
                       <w:rStyle w:val="Buchtitel"/>
                       <w:rFonts w:ascii="Cambria Math" w:hAnsi="Cambria Math"/>
-                      <w:lang w:val="en-US"/>
                     </w:rPr>
                     <m:t>F,SW35LD</m:t>
                   </m:r>
@@ -605,15 +513,13 @@
         <w:jc w:val="both"/>
         <w:rPr>
           <w:spacing w:val="5"/>
-          <w:lang w:val="en-US"/>
-        </w:rPr>
-      </w:pPr>
-      <w:r>
-        <w:rPr>
-          <w:b/>
-          <w:bCs/>
-          <w:spacing w:val="5"/>
-          <w:lang w:val="en-US"/>
+        </w:rPr>
+      </w:pPr>
+      <w:r>
+        <w:rPr>
+          <w:b/>
+          <w:bCs/>
+          <w:spacing w:val="5"/>
         </w:rPr>
         <w:t>V</w:t>
       </w:r>
@@ -623,14 +529,12 @@
           <w:bCs/>
           <w:spacing w:val="5"/>
           <w:vertAlign w:val="subscript"/>
-          <w:lang w:val="en-US"/>
         </w:rPr>
         <w:t>F</w:t>
       </w:r>
       <w:r>
         <w:rPr>
           <w:spacing w:val="5"/>
-          <w:lang w:val="en-US"/>
         </w:rPr>
         <w:t xml:space="preserve"> is the forward voltage of the LED (approximately 2 V for a red LED; see the datasheet). </w:t>
       </w:r>
@@ -639,7 +543,6 @@
           <w:b/>
           <w:bCs/>
           <w:spacing w:val="5"/>
-          <w:lang w:val="en-US"/>
         </w:rPr>
         <w:t>I</w:t>
       </w:r>
@@ -649,14 +552,12 @@
           <w:bCs/>
           <w:spacing w:val="5"/>
           <w:vertAlign w:val="subscript"/>
-          <w:lang w:val="en-US"/>
         </w:rPr>
         <w:t>F</w:t>
       </w:r>
       <w:r>
         <w:rPr>
           <w:spacing w:val="5"/>
-          <w:lang w:val="en-US"/>
         </w:rPr>
         <w:t xml:space="preserve"> is the forward current, which should be below the maximum current specified in the LED datasheet. </w:t>
       </w:r>
@@ -665,14 +566,12 @@
           <w:b/>
           <w:bCs/>
           <w:spacing w:val="5"/>
-          <w:lang w:val="en-US"/>
         </w:rPr>
         <w:t>100 Ω</w:t>
       </w:r>
       <w:r>
         <w:rPr>
           <w:spacing w:val="5"/>
-          <w:lang w:val="en-US"/>
         </w:rPr>
         <w:t xml:space="preserve"> is the minimum resistor value for an LED with a maximum forward current of 30 mA.</w:t>
       </w:r>
@@ -682,13 +581,11 @@
         <w:jc w:val="both"/>
         <w:rPr>
           <w:spacing w:val="5"/>
-          <w:lang w:val="en-US"/>
-        </w:rPr>
-      </w:pPr>
-      <w:r>
-        <w:rPr>
-          <w:spacing w:val="5"/>
-          <w:lang w:val="en-US"/>
+        </w:rPr>
+      </w:pPr>
+      <w:r>
+        <w:rPr>
+          <w:spacing w:val="5"/>
         </w:rPr>
         <w:t xml:space="preserve">The diode </w:t>
       </w:r>
@@ -697,14 +594,12 @@
           <w:b/>
           <w:bCs/>
           <w:spacing w:val="5"/>
-          <w:lang w:val="en-US"/>
         </w:rPr>
         <w:t>D1</w:t>
       </w:r>
       <w:r>
         <w:rPr>
           <w:spacing w:val="5"/>
-          <w:lang w:val="en-US"/>
         </w:rPr>
         <w:t xml:space="preserve"> blocks any reverse current from the base of </w:t>
       </w:r>
@@ -713,14 +608,12 @@
           <w:b/>
           <w:bCs/>
           <w:spacing w:val="5"/>
-          <w:lang w:val="en-US"/>
         </w:rPr>
         <w:t>Q3</w:t>
       </w:r>
       <w:r>
         <w:rPr>
           <w:spacing w:val="5"/>
-          <w:lang w:val="en-US"/>
         </w:rPr>
         <w:t xml:space="preserve">. Q3 is the </w:t>
       </w:r>
@@ -729,14 +622,12 @@
           <w:b/>
           <w:bCs/>
           <w:spacing w:val="5"/>
-          <w:lang w:val="en-US"/>
         </w:rPr>
         <w:t>SHIFT LOCK switch</w:t>
       </w:r>
       <w:r>
         <w:rPr>
           <w:spacing w:val="5"/>
-          <w:lang w:val="en-US"/>
         </w:rPr>
         <w:t xml:space="preserve">. This circuit is derived from the </w:t>
       </w:r>
@@ -745,14 +636,12 @@
           <w:b/>
           <w:bCs/>
           <w:spacing w:val="5"/>
-          <w:lang w:val="en-US"/>
         </w:rPr>
         <w:t>SX-64 I/O board schematics</w:t>
       </w:r>
       <w:r>
         <w:rPr>
           <w:spacing w:val="5"/>
-          <w:lang w:val="en-US"/>
         </w:rPr>
         <w:t xml:space="preserve">, which also does not use a latching SHIFT LOCK switch. It pulls </w:t>
       </w:r>
@@ -761,14 +650,12 @@
           <w:b/>
           <w:bCs/>
           <w:spacing w:val="5"/>
-          <w:lang w:val="en-US"/>
         </w:rPr>
         <w:t>ROW7</w:t>
       </w:r>
       <w:r>
         <w:rPr>
           <w:spacing w:val="5"/>
-          <w:lang w:val="en-US"/>
         </w:rPr>
         <w:t xml:space="preserve"> low while </w:t>
       </w:r>
@@ -777,14 +664,12 @@
           <w:b/>
           <w:bCs/>
           <w:spacing w:val="5"/>
-          <w:lang w:val="en-US"/>
         </w:rPr>
         <w:t>COL1</w:t>
       </w:r>
       <w:r>
         <w:rPr>
           <w:spacing w:val="5"/>
-          <w:lang w:val="en-US"/>
         </w:rPr>
         <w:t xml:space="preserve"> is pulled low by the C64 keyboard scan. This is electrically in parallel with the left SHIFT button, </w:t>
       </w:r>
@@ -793,14 +678,12 @@
           <w:b/>
           <w:bCs/>
           <w:spacing w:val="5"/>
-          <w:lang w:val="en-US"/>
         </w:rPr>
         <w:t>SW51</w:t>
       </w:r>
       <w:r>
         <w:rPr>
           <w:spacing w:val="5"/>
-          <w:lang w:val="en-US"/>
         </w:rPr>
         <w:t>.</w:t>
       </w:r>
@@ -810,22 +693,19 @@
         <w:jc w:val="both"/>
         <w:rPr>
           <w:spacing w:val="5"/>
-          <w:lang w:val="en-US"/>
-        </w:rPr>
-      </w:pPr>
-      <w:r>
-        <w:rPr>
-          <w:b/>
-          <w:bCs/>
-          <w:spacing w:val="5"/>
-          <w:lang w:val="en-US"/>
+        </w:rPr>
+      </w:pPr>
+      <w:r>
+        <w:rPr>
+          <w:b/>
+          <w:bCs/>
+          <w:spacing w:val="5"/>
         </w:rPr>
         <w:t>J1</w:t>
       </w:r>
       <w:r>
         <w:rPr>
           <w:spacing w:val="5"/>
-          <w:lang w:val="en-US"/>
         </w:rPr>
         <w:t xml:space="preserve"> is a pin header that connects to the ribbon cable between the C64 keyboard and the C64 Keyboard Connector PCB.</w:t>
       </w:r>
@@ -835,22 +715,19 @@
         <w:jc w:val="both"/>
         <w:rPr>
           <w:spacing w:val="5"/>
-          <w:lang w:val="en-US"/>
-        </w:rPr>
-      </w:pPr>
-      <w:r>
-        <w:rPr>
-          <w:b/>
-          <w:bCs/>
-          <w:spacing w:val="5"/>
-          <w:lang w:val="en-US"/>
+        </w:rPr>
+      </w:pPr>
+      <w:r>
+        <w:rPr>
+          <w:b/>
+          <w:bCs/>
+          <w:spacing w:val="5"/>
         </w:rPr>
         <w:t>M2</w:t>
       </w:r>
       <w:r>
         <w:rPr>
           <w:spacing w:val="5"/>
-          <w:lang w:val="en-US"/>
         </w:rPr>
         <w:t xml:space="preserve"> is the </w:t>
       </w:r>
@@ -859,14 +736,12 @@
           <w:b/>
           <w:bCs/>
           <w:spacing w:val="5"/>
-          <w:lang w:val="en-US"/>
         </w:rPr>
         <w:t>Pro Micro microcontroller module</w:t>
       </w:r>
       <w:r>
         <w:rPr>
           <w:spacing w:val="5"/>
-          <w:lang w:val="en-US"/>
         </w:rPr>
         <w:t>. It provides the advanced functions of the keyboard.</w:t>
       </w:r>
@@ -876,22 +751,19 @@
         <w:jc w:val="both"/>
         <w:rPr>
           <w:spacing w:val="5"/>
-          <w:lang w:val="en-US"/>
-        </w:rPr>
-      </w:pPr>
-      <w:r>
-        <w:rPr>
-          <w:b/>
-          <w:bCs/>
-          <w:spacing w:val="5"/>
-          <w:lang w:val="en-US"/>
+        </w:rPr>
+      </w:pPr>
+      <w:r>
+        <w:rPr>
+          <w:b/>
+          <w:bCs/>
+          <w:spacing w:val="5"/>
         </w:rPr>
         <w:t>SW67 (PREV)</w:t>
       </w:r>
       <w:r>
         <w:rPr>
           <w:spacing w:val="5"/>
-          <w:lang w:val="en-US"/>
         </w:rPr>
         <w:t xml:space="preserve"> and </w:t>
       </w:r>
@@ -900,14 +772,12 @@
           <w:b/>
           <w:bCs/>
           <w:spacing w:val="5"/>
-          <w:lang w:val="en-US"/>
         </w:rPr>
         <w:t>SW68 (NEXT)</w:t>
       </w:r>
       <w:r>
         <w:rPr>
           <w:spacing w:val="5"/>
-          <w:lang w:val="en-US"/>
         </w:rPr>
         <w:t xml:space="preserve"> are the two additional keys that occupy the space to the left and right of the 7U space bar. They cannot be populated when a traditional </w:t>
       </w:r>
@@ -916,14 +786,12 @@
           <w:b/>
           <w:bCs/>
           <w:spacing w:val="5"/>
-          <w:lang w:val="en-US"/>
         </w:rPr>
         <w:t>9U space bar</w:t>
       </w:r>
       <w:r>
         <w:rPr>
           <w:spacing w:val="5"/>
-          <w:lang w:val="en-US"/>
         </w:rPr>
         <w:t xml:space="preserve"> is used.</w:t>
       </w:r>
@@ -933,15 +801,13 @@
         <w:jc w:val="both"/>
         <w:rPr>
           <w:spacing w:val="5"/>
-          <w:lang w:val="en-US"/>
-        </w:rPr>
-      </w:pPr>
-      <w:r>
-        <w:rPr>
-          <w:b/>
-          <w:bCs/>
-          <w:spacing w:val="5"/>
-          <w:lang w:val="en-US"/>
+        </w:rPr>
+      </w:pPr>
+      <w:r>
+        <w:rPr>
+          <w:b/>
+          <w:bCs/>
+          <w:spacing w:val="5"/>
         </w:rPr>
         <w:lastRenderedPageBreak/>
         <w:t>Q5</w:t>
@@ -949,7 +815,6 @@
       <w:r>
         <w:rPr>
           <w:spacing w:val="5"/>
-          <w:lang w:val="en-US"/>
         </w:rPr>
         <w:t xml:space="preserve"> is the amplifier for the piezo buzzer. </w:t>
       </w:r>
@@ -958,14 +823,12 @@
           <w:b/>
           <w:bCs/>
           <w:spacing w:val="5"/>
-          <w:lang w:val="en-US"/>
         </w:rPr>
         <w:t>D2</w:t>
       </w:r>
       <w:r>
         <w:rPr>
           <w:spacing w:val="5"/>
-          <w:lang w:val="en-US"/>
         </w:rPr>
         <w:t xml:space="preserve"> is the freewheeling diode for the piezo buzzer, which can produce a voltage spike when subjected to mechanical impact.</w:t>
       </w:r>
@@ -975,22 +838,19 @@
         <w:jc w:val="both"/>
         <w:rPr>
           <w:spacing w:val="5"/>
-          <w:lang w:val="en-US"/>
-        </w:rPr>
-      </w:pPr>
-      <w:r>
-        <w:rPr>
-          <w:b/>
-          <w:bCs/>
-          <w:spacing w:val="5"/>
-          <w:lang w:val="en-US"/>
+        </w:rPr>
+      </w:pPr>
+      <w:r>
+        <w:rPr>
+          <w:b/>
+          <w:bCs/>
+          <w:spacing w:val="5"/>
         </w:rPr>
         <w:t>J4</w:t>
       </w:r>
       <w:r>
         <w:rPr>
           <w:spacing w:val="5"/>
-          <w:lang w:val="en-US"/>
         </w:rPr>
         <w:t xml:space="preserve"> is the jumper that must be installed for a </w:t>
       </w:r>
@@ -999,14 +859,12 @@
           <w:b/>
           <w:bCs/>
           <w:spacing w:val="5"/>
-          <w:lang w:val="en-US"/>
         </w:rPr>
         <w:t>short-board C64</w:t>
       </w:r>
       <w:r>
         <w:rPr>
           <w:spacing w:val="5"/>
-          <w:lang w:val="en-US"/>
         </w:rPr>
         <w:t xml:space="preserve">. </w:t>
       </w:r>
@@ -1015,14 +873,12 @@
           <w:b/>
           <w:bCs/>
           <w:spacing w:val="5"/>
-          <w:lang w:val="en-US"/>
         </w:rPr>
         <w:t>R10</w:t>
       </w:r>
       <w:r>
         <w:rPr>
           <w:spacing w:val="5"/>
-          <w:lang w:val="en-US"/>
         </w:rPr>
         <w:t xml:space="preserve"> is the pull-up resistor for the </w:t>
       </w:r>
@@ -1031,14 +887,12 @@
           <w:b/>
           <w:bCs/>
           <w:spacing w:val="5"/>
-          <w:lang w:val="en-US"/>
         </w:rPr>
         <w:t>/SHORT_BRD</w:t>
       </w:r>
       <w:r>
         <w:rPr>
           <w:spacing w:val="5"/>
-          <w:lang w:val="en-US"/>
         </w:rPr>
         <w:t xml:space="preserve"> signal.</w:t>
       </w:r>
@@ -1048,22 +902,19 @@
         <w:jc w:val="both"/>
         <w:rPr>
           <w:spacing w:val="5"/>
-          <w:lang w:val="en-US"/>
-        </w:rPr>
-      </w:pPr>
-      <w:r>
-        <w:rPr>
-          <w:b/>
-          <w:bCs/>
-          <w:spacing w:val="5"/>
-          <w:lang w:val="en-US"/>
+        </w:rPr>
+      </w:pPr>
+      <w:r>
+        <w:rPr>
+          <w:b/>
+          <w:bCs/>
+          <w:spacing w:val="5"/>
         </w:rPr>
         <w:t>J6</w:t>
       </w:r>
       <w:r>
         <w:rPr>
           <w:spacing w:val="5"/>
-          <w:lang w:val="en-US"/>
         </w:rPr>
         <w:t xml:space="preserve"> is a reserve connector with unused pins and supply voltage. </w:t>
       </w:r>
@@ -1072,14 +923,12 @@
           <w:b/>
           <w:bCs/>
           <w:spacing w:val="5"/>
-          <w:lang w:val="en-US"/>
         </w:rPr>
         <w:t>TX</w:t>
       </w:r>
       <w:r>
         <w:rPr>
           <w:spacing w:val="5"/>
-          <w:lang w:val="en-US"/>
         </w:rPr>
         <w:t xml:space="preserve"> and </w:t>
       </w:r>
@@ -1088,14 +937,12 @@
           <w:b/>
           <w:bCs/>
           <w:spacing w:val="5"/>
-          <w:lang w:val="en-US"/>
         </w:rPr>
         <w:t>RX</w:t>
       </w:r>
       <w:r>
         <w:rPr>
           <w:spacing w:val="5"/>
-          <w:lang w:val="en-US"/>
         </w:rPr>
         <w:t xml:space="preserve"> are the signals of the serial port, while </w:t>
       </w:r>
@@ -1104,14 +951,12 @@
           <w:b/>
           <w:bCs/>
           <w:spacing w:val="5"/>
-          <w:lang w:val="en-US"/>
         </w:rPr>
         <w:t>A3</w:t>
       </w:r>
       <w:r>
         <w:rPr>
           <w:spacing w:val="5"/>
-          <w:lang w:val="en-US"/>
         </w:rPr>
         <w:t xml:space="preserve"> is an analog input.</w:t>
       </w:r>
@@ -1121,22 +966,19 @@
         <w:jc w:val="both"/>
         <w:rPr>
           <w:spacing w:val="5"/>
-          <w:lang w:val="en-US"/>
-        </w:rPr>
-      </w:pPr>
-      <w:r>
-        <w:rPr>
-          <w:b/>
-          <w:bCs/>
-          <w:spacing w:val="5"/>
-          <w:lang w:val="en-US"/>
+        </w:rPr>
+      </w:pPr>
+      <w:r>
+        <w:rPr>
+          <w:b/>
+          <w:bCs/>
+          <w:spacing w:val="5"/>
         </w:rPr>
         <w:t>J2</w:t>
       </w:r>
       <w:r>
         <w:rPr>
           <w:spacing w:val="5"/>
-          <w:lang w:val="en-US"/>
         </w:rPr>
         <w:t xml:space="preserve"> is the connector for the </w:t>
       </w:r>
@@ -1145,14 +987,12 @@
           <w:b/>
           <w:bCs/>
           <w:spacing w:val="5"/>
-          <w:lang w:val="en-US"/>
         </w:rPr>
         <w:t>Kernal switcher</w:t>
       </w:r>
       <w:r>
         <w:rPr>
           <w:spacing w:val="5"/>
-          <w:lang w:val="en-US"/>
         </w:rPr>
         <w:t xml:space="preserve">, providing access to the upper address bits </w:t>
       </w:r>
@@ -1161,14 +1001,12 @@
           <w:b/>
           <w:bCs/>
           <w:spacing w:val="5"/>
-          <w:lang w:val="en-US"/>
         </w:rPr>
         <w:t>A13–A15</w:t>
       </w:r>
       <w:r>
         <w:rPr>
           <w:spacing w:val="5"/>
-          <w:lang w:val="en-US"/>
         </w:rPr>
         <w:t xml:space="preserve"> of the EPROM in the Kernal adapter. </w:t>
       </w:r>
@@ -1177,14 +1015,12 @@
           <w:b/>
           <w:bCs/>
           <w:spacing w:val="5"/>
-          <w:lang w:val="en-US"/>
         </w:rPr>
         <w:t>/C64RES</w:t>
       </w:r>
       <w:r>
         <w:rPr>
           <w:spacing w:val="5"/>
-          <w:lang w:val="en-US"/>
         </w:rPr>
         <w:t xml:space="preserve"> is connected to the internal </w:t>
       </w:r>
@@ -1193,14 +1029,12 @@
           <w:b/>
           <w:bCs/>
           <w:spacing w:val="5"/>
-          <w:lang w:val="en-US"/>
         </w:rPr>
         <w:t>/RESET</w:t>
       </w:r>
       <w:r>
         <w:rPr>
           <w:spacing w:val="5"/>
-          <w:lang w:val="en-US"/>
         </w:rPr>
         <w:t xml:space="preserve"> signal of a classic C64 mainboard. </w:t>
       </w:r>
@@ -1209,14 +1043,12 @@
           <w:b/>
           <w:bCs/>
           <w:spacing w:val="5"/>
-          <w:lang w:val="en-US"/>
         </w:rPr>
         <w:t>/EXROM</w:t>
       </w:r>
       <w:r>
         <w:rPr>
           <w:spacing w:val="5"/>
-          <w:lang w:val="en-US"/>
         </w:rPr>
         <w:t xml:space="preserve"> is connected to the </w:t>
       </w:r>
@@ -1225,14 +1057,12 @@
           <w:b/>
           <w:bCs/>
           <w:spacing w:val="5"/>
-          <w:lang w:val="en-US"/>
         </w:rPr>
         <w:t>/EXROM</w:t>
       </w:r>
       <w:r>
         <w:rPr>
           <w:spacing w:val="5"/>
-          <w:lang w:val="en-US"/>
         </w:rPr>
         <w:t xml:space="preserve"> signal of the classic C64 expansion port.</w:t>
       </w:r>
@@ -1242,20 +1072,17 @@
         <w:jc w:val="both"/>
         <w:rPr>
           <w:spacing w:val="5"/>
-          <w:lang w:val="en-US"/>
-        </w:rPr>
-      </w:pPr>
-      <w:r>
-        <w:rPr>
-          <w:spacing w:val="5"/>
-          <w:lang w:val="en-US"/>
+        </w:rPr>
+      </w:pPr>
+      <w:r>
+        <w:rPr>
+          <w:spacing w:val="5"/>
         </w:rPr>
         <w:t>This is, how an</w:t>
       </w:r>
       <w:r>
         <w:rPr>
           <w:spacing w:val="5"/>
-          <w:lang w:val="en-US"/>
         </w:rPr>
         <w:t xml:space="preserve"> </w:t>
       </w:r>
@@ -1264,21 +1091,18 @@
           <w:b/>
           <w:bCs/>
           <w:spacing w:val="5"/>
-          <w:lang w:val="en-US"/>
         </w:rPr>
         <w:t>EXROM</w:t>
       </w:r>
       <w:r>
         <w:rPr>
           <w:spacing w:val="5"/>
-          <w:lang w:val="en-US"/>
         </w:rPr>
         <w:t xml:space="preserve"> </w:t>
       </w:r>
       <w:r>
         <w:rPr>
           <w:spacing w:val="5"/>
-          <w:lang w:val="en-US"/>
         </w:rPr>
         <w:t>Reset works:</w:t>
       </w:r>
@@ -1288,13 +1112,11 @@
         <w:jc w:val="both"/>
         <w:rPr>
           <w:spacing w:val="5"/>
-          <w:lang w:val="en-US"/>
-        </w:rPr>
-      </w:pPr>
-      <w:r>
-        <w:rPr>
-          <w:spacing w:val="5"/>
-          <w:lang w:val="en-US"/>
+        </w:rPr>
+      </w:pPr>
+      <w:r>
+        <w:rPr>
+          <w:spacing w:val="5"/>
         </w:rPr>
         <w:t xml:space="preserve">With </w:t>
       </w:r>
@@ -1303,14 +1125,12 @@
           <w:b/>
           <w:bCs/>
           <w:spacing w:val="5"/>
-          <w:lang w:val="en-US"/>
         </w:rPr>
         <w:t>/EXROM = high</w:t>
       </w:r>
       <w:r>
         <w:rPr>
           <w:spacing w:val="5"/>
-          <w:lang w:val="en-US"/>
         </w:rPr>
         <w:t xml:space="preserve"> (no cartridge connected), the CPU accesses the RAM instead. The 6510 CPU cannot distinguish between data read from RAM and data read from a cartridge ROM during the cartridge detection process. It therefore searches the first bytes of the cartridge memory area for the </w:t>
       </w:r>
@@ -1319,14 +1139,12 @@
           <w:b/>
           <w:bCs/>
           <w:spacing w:val="5"/>
-          <w:lang w:val="en-US"/>
         </w:rPr>
         <w:t>CBM80 signature</w:t>
       </w:r>
       <w:r>
         <w:rPr>
           <w:spacing w:val="5"/>
-          <w:lang w:val="en-US"/>
         </w:rPr>
         <w:t>.</w:t>
       </w:r>
@@ -1336,13 +1154,11 @@
         <w:jc w:val="both"/>
         <w:rPr>
           <w:spacing w:val="5"/>
-          <w:lang w:val="en-US"/>
-        </w:rPr>
-      </w:pPr>
-      <w:r>
-        <w:rPr>
-          <w:spacing w:val="5"/>
-          <w:lang w:val="en-US"/>
+        </w:rPr>
+      </w:pPr>
+      <w:r>
+        <w:rPr>
+          <w:spacing w:val="5"/>
         </w:rPr>
         <w:t xml:space="preserve">Some programs deliberately leave a </w:t>
       </w:r>
@@ -1351,14 +1167,12 @@
           <w:b/>
           <w:bCs/>
           <w:spacing w:val="5"/>
-          <w:lang w:val="en-US"/>
         </w:rPr>
         <w:t>fake CBM80 signature</w:t>
       </w:r>
       <w:r>
         <w:rPr>
           <w:spacing w:val="5"/>
-          <w:lang w:val="en-US"/>
         </w:rPr>
         <w:t xml:space="preserve"> in RAM. If the CPU finds this signature, it assumes that a cartridge is present and interprets the bytes preceding the signature as the cartridge's </w:t>
       </w:r>
@@ -1367,14 +1181,12 @@
           <w:b/>
           <w:bCs/>
           <w:spacing w:val="5"/>
-          <w:lang w:val="en-US"/>
         </w:rPr>
         <w:t>start address and NMI vector</w:t>
       </w:r>
       <w:r>
         <w:rPr>
           <w:spacing w:val="5"/>
-          <w:lang w:val="en-US"/>
         </w:rPr>
         <w:t>. These vectors can be manipulated by the program so that, after a RESET, the C64 does not return to the normal reset routine and the program memory cannot be read out normally.</w:t>
       </w:r>
@@ -1384,13 +1196,11 @@
         <w:jc w:val="both"/>
         <w:rPr>
           <w:spacing w:val="5"/>
-          <w:lang w:val="en-US"/>
-        </w:rPr>
-      </w:pPr>
-      <w:r>
-        <w:rPr>
-          <w:spacing w:val="5"/>
-          <w:lang w:val="en-US"/>
+        </w:rPr>
+      </w:pPr>
+      <w:r>
+        <w:rPr>
+          <w:spacing w:val="5"/>
         </w:rPr>
         <w:t xml:space="preserve">By briefly asserting </w:t>
       </w:r>
@@ -1399,14 +1209,12 @@
           <w:b/>
           <w:bCs/>
           <w:spacing w:val="5"/>
-          <w:lang w:val="en-US"/>
         </w:rPr>
         <w:t>/EXROM</w:t>
       </w:r>
       <w:r>
         <w:rPr>
           <w:spacing w:val="5"/>
-          <w:lang w:val="en-US"/>
         </w:rPr>
         <w:t xml:space="preserve"> during RESET, the CPU is forced to treat the memory area as cartridge ROM. The resulting cartridge detection process prevents the fake CBM80 signature left in RAM from being effective. This can circumvent a certain type of copy protection that </w:t>
       </w:r>
@@ -1415,14 +1223,12 @@
           <w:b/>
           <w:bCs/>
           <w:spacing w:val="5"/>
-          <w:lang w:val="en-US"/>
         </w:rPr>
         <w:t>manipulates the RESET and NMI (RESTORE) vectors</w:t>
       </w:r>
       <w:r>
         <w:rPr>
           <w:spacing w:val="5"/>
-          <w:lang w:val="en-US"/>
         </w:rPr>
         <w:t>.</w:t>
       </w:r>
@@ -1432,22 +1238,19 @@
         <w:jc w:val="both"/>
         <w:rPr>
           <w:spacing w:val="5"/>
-          <w:lang w:val="en-US"/>
-        </w:rPr>
-      </w:pPr>
-      <w:r>
-        <w:rPr>
-          <w:b/>
-          <w:bCs/>
-          <w:spacing w:val="5"/>
-          <w:lang w:val="en-US"/>
+        </w:rPr>
+      </w:pPr>
+      <w:r>
+        <w:rPr>
+          <w:b/>
+          <w:bCs/>
+          <w:spacing w:val="5"/>
         </w:rPr>
         <w:t>J7</w:t>
       </w:r>
       <w:r>
         <w:rPr>
           <w:spacing w:val="5"/>
-          <w:lang w:val="en-US"/>
         </w:rPr>
         <w:t xml:space="preserve"> is the external </w:t>
       </w:r>
@@ -1456,14 +1259,12 @@
           <w:b/>
           <w:bCs/>
           <w:spacing w:val="5"/>
-          <w:lang w:val="en-US"/>
         </w:rPr>
         <w:t>I²C bus</w:t>
       </w:r>
       <w:r>
         <w:rPr>
           <w:spacing w:val="5"/>
-          <w:lang w:val="en-US"/>
         </w:rPr>
         <w:t xml:space="preserve">. It is intended for connecting a display. </w:t>
       </w:r>
@@ -1472,14 +1273,12 @@
           <w:b/>
           <w:bCs/>
           <w:spacing w:val="5"/>
-          <w:lang w:val="en-US"/>
         </w:rPr>
         <w:t>R12 and R13</w:t>
       </w:r>
       <w:r>
         <w:rPr>
           <w:spacing w:val="5"/>
-          <w:lang w:val="en-US"/>
         </w:rPr>
         <w:t xml:space="preserve"> are the pull-up resistors required by the Pro Micro's I²C bus.</w:t>
       </w:r>
@@ -1489,22 +1288,19 @@
         <w:jc w:val="both"/>
         <w:rPr>
           <w:spacing w:val="5"/>
-          <w:lang w:val="en-US"/>
-        </w:rPr>
-      </w:pPr>
-      <w:r>
-        <w:rPr>
-          <w:b/>
-          <w:bCs/>
-          <w:spacing w:val="5"/>
-          <w:lang w:val="en-US"/>
+        </w:rPr>
+      </w:pPr>
+      <w:r>
+        <w:rPr>
+          <w:b/>
+          <w:bCs/>
+          <w:spacing w:val="5"/>
         </w:rPr>
         <w:t>J5</w:t>
       </w:r>
       <w:r>
         <w:rPr>
           <w:spacing w:val="5"/>
-          <w:lang w:val="en-US"/>
         </w:rPr>
         <w:t xml:space="preserve"> connects to the </w:t>
       </w:r>
@@ -1513,14 +1309,12 @@
           <w:b/>
           <w:bCs/>
           <w:spacing w:val="5"/>
-          <w:lang w:val="en-US"/>
         </w:rPr>
         <w:t>WS2812B RGB LED strip</w:t>
       </w:r>
       <w:r>
         <w:rPr>
           <w:spacing w:val="5"/>
-          <w:lang w:val="en-US"/>
         </w:rPr>
         <w:t xml:space="preserve">. </w:t>
       </w:r>
@@ -1529,14 +1323,12 @@
           <w:b/>
           <w:bCs/>
           <w:spacing w:val="5"/>
-          <w:lang w:val="en-US"/>
         </w:rPr>
         <w:t>R16 and C4</w:t>
       </w:r>
       <w:r>
         <w:rPr>
           <w:spacing w:val="5"/>
-          <w:lang w:val="en-US"/>
         </w:rPr>
         <w:t xml:space="preserve"> are components recommended in some LED strip application notes.</w:t>
       </w:r>
@@ -1546,22 +1338,19 @@
         <w:jc w:val="both"/>
         <w:rPr>
           <w:spacing w:val="5"/>
-          <w:lang w:val="en-US"/>
-        </w:rPr>
-      </w:pPr>
-      <w:r>
-        <w:rPr>
-          <w:b/>
-          <w:bCs/>
-          <w:spacing w:val="5"/>
-          <w:lang w:val="en-US"/>
+        </w:rPr>
+      </w:pPr>
+      <w:r>
+        <w:rPr>
+          <w:b/>
+          <w:bCs/>
+          <w:spacing w:val="5"/>
         </w:rPr>
         <w:t>M1</w:t>
       </w:r>
       <w:r>
         <w:rPr>
           <w:spacing w:val="5"/>
-          <w:lang w:val="en-US"/>
         </w:rPr>
         <w:t xml:space="preserve"> is the </w:t>
       </w:r>
@@ -1570,14 +1359,12 @@
           <w:b/>
           <w:bCs/>
           <w:spacing w:val="5"/>
-          <w:lang w:val="en-US"/>
         </w:rPr>
         <w:t>GPIO module</w:t>
       </w:r>
       <w:r>
         <w:rPr>
           <w:spacing w:val="5"/>
-          <w:lang w:val="en-US"/>
         </w:rPr>
         <w:t xml:space="preserve">. It contains a TI </w:t>
       </w:r>
@@ -1586,14 +1373,12 @@
           <w:b/>
           <w:bCs/>
           <w:spacing w:val="5"/>
-          <w:lang w:val="en-US"/>
         </w:rPr>
         <w:t>PCF8575 I²C GPIO expander</w:t>
       </w:r>
       <w:r>
         <w:rPr>
           <w:spacing w:val="5"/>
-          <w:lang w:val="en-US"/>
         </w:rPr>
         <w:t>, which allows the Pro Micro to scan the keyboard matrix when USB keyboard functionality is required.</w:t>
       </w:r>
@@ -1603,13 +1388,11 @@
         <w:jc w:val="both"/>
         <w:rPr>
           <w:spacing w:val="5"/>
-          <w:lang w:val="en-US"/>
-        </w:rPr>
-      </w:pPr>
-      <w:r>
-        <w:rPr>
-          <w:spacing w:val="5"/>
-          <w:lang w:val="en-US"/>
+        </w:rPr>
+      </w:pPr>
+      <w:r>
+        <w:rPr>
+          <w:spacing w:val="5"/>
         </w:rPr>
         <w:t xml:space="preserve">If the module is not used, other </w:t>
       </w:r>
@@ -1618,14 +1401,12 @@
           <w:b/>
           <w:bCs/>
           <w:spacing w:val="5"/>
-          <w:lang w:val="en-US"/>
         </w:rPr>
         <w:t>I²C devices or sensors</w:t>
       </w:r>
       <w:r>
         <w:rPr>
           <w:spacing w:val="5"/>
-          <w:lang w:val="en-US"/>
         </w:rPr>
         <w:t xml:space="preserve"> could be connected to the bus. This would require additional software, however. One possible application would be connecting temperature sensors to monitor the temperatures of various ICs.</w:t>
       </w:r>
@@ -1635,13 +1416,11 @@
         <w:jc w:val="both"/>
         <w:rPr>
           <w:spacing w:val="5"/>
-          <w:lang w:val="en-US"/>
-        </w:rPr>
-      </w:pPr>
-      <w:r>
-        <w:rPr>
-          <w:spacing w:val="5"/>
-          <w:lang w:val="en-US"/>
+        </w:rPr>
+      </w:pPr>
+      <w:r>
+        <w:rPr>
+          <w:spacing w:val="5"/>
         </w:rPr>
         <w:t xml:space="preserve">A </w:t>
       </w:r>
@@ -1650,14 +1429,12 @@
           <w:b/>
           <w:bCs/>
           <w:spacing w:val="5"/>
-          <w:lang w:val="en-US"/>
         </w:rPr>
         <w:t>power LED</w:t>
       </w:r>
       <w:r>
         <w:rPr>
           <w:spacing w:val="5"/>
-          <w:lang w:val="en-US"/>
         </w:rPr>
         <w:t xml:space="preserve"> can be connected to either </w:t>
       </w:r>
@@ -1666,14 +1443,12 @@
           <w:b/>
           <w:bCs/>
           <w:spacing w:val="5"/>
-          <w:lang w:val="en-US"/>
         </w:rPr>
         <w:t>J3 or J8</w:t>
       </w:r>
       <w:r>
         <w:rPr>
           <w:spacing w:val="5"/>
-          <w:lang w:val="en-US"/>
         </w:rPr>
         <w:t xml:space="preserve">, which are located at opposite ends of the keyboard PCB. </w:t>
       </w:r>
@@ -1682,14 +1457,12 @@
           <w:b/>
           <w:bCs/>
           <w:spacing w:val="5"/>
-          <w:lang w:val="en-US"/>
         </w:rPr>
         <w:t>R11</w:t>
       </w:r>
       <w:r>
         <w:rPr>
           <w:spacing w:val="5"/>
-          <w:lang w:val="en-US"/>
         </w:rPr>
         <w:t xml:space="preserve"> is the current-limiting resistor and provides approximately </w:t>
       </w:r>
@@ -1698,14 +1471,12 @@
           <w:b/>
           <w:bCs/>
           <w:spacing w:val="5"/>
-          <w:lang w:val="en-US"/>
         </w:rPr>
         <w:t>10 mA</w:t>
       </w:r>
       <w:r>
         <w:rPr>
           <w:spacing w:val="5"/>
-          <w:lang w:val="en-US"/>
         </w:rPr>
         <w:t xml:space="preserve"> for a standard red or green LED.</w:t>
       </w:r>
@@ -1719,22 +1490,19 @@
           <w:bCs w:val="0"/>
           <w:i w:val="0"/>
           <w:iCs w:val="0"/>
-          <w:lang w:val="en-US"/>
-        </w:rPr>
-      </w:pPr>
-      <w:r>
-        <w:rPr>
-          <w:b/>
-          <w:bCs/>
-          <w:spacing w:val="5"/>
-          <w:lang w:val="en-US"/>
+        </w:rPr>
+      </w:pPr>
+      <w:r>
+        <w:rPr>
+          <w:b/>
+          <w:bCs/>
+          <w:spacing w:val="5"/>
         </w:rPr>
         <w:t>PWRLED</w:t>
       </w:r>
       <w:r>
         <w:rPr>
           <w:spacing w:val="5"/>
-          <w:lang w:val="en-US"/>
         </w:rPr>
         <w:t xml:space="preserve"> controls the connected LED. It is normally on and is switched off temporarily for signaling purposes. If </w:t>
       </w:r>
@@ -1743,14 +1511,12 @@
           <w:b/>
           <w:bCs/>
           <w:spacing w:val="5"/>
-          <w:lang w:val="en-US"/>
         </w:rPr>
         <w:t>M2</w:t>
       </w:r>
       <w:r>
         <w:rPr>
           <w:spacing w:val="5"/>
-          <w:lang w:val="en-US"/>
         </w:rPr>
         <w:t xml:space="preserve"> is not populated, closing </w:t>
       </w:r>
@@ -1759,14 +1525,12 @@
           <w:b/>
           <w:bCs/>
           <w:spacing w:val="5"/>
-          <w:lang w:val="en-US"/>
         </w:rPr>
         <w:t>JP3</w:t>
       </w:r>
       <w:r>
         <w:rPr>
           <w:spacing w:val="5"/>
-          <w:lang w:val="en-US"/>
         </w:rPr>
         <w:t xml:space="preserve"> provides a permanent supply for the LED, keeping it continuously on.</w:t>
       </w:r>
@@ -1815,56 +1579,34 @@
     <w:pPr>
       <w:pStyle w:val="Fuzeile"/>
     </w:pPr>
+    <w:fldSimple w:instr=" FILENAME \* MERGEFORMAT ">
+      <w:r>
+        <w:rPr>
+          <w:noProof/>
+        </w:rPr>
+        <w:t>C64KB_FunD.docx</w:t>
+      </w:r>
+    </w:fldSimple>
+    <w:r>
+      <w:tab/>
+    </w:r>
+    <w:r>
+      <w:ptab w:relativeTo="margin" w:alignment="right" w:leader="none"/>
+    </w:r>
+    <w:r>
+      <w:fldChar w:fldCharType="begin"/>
+    </w:r>
+    <w:r>
+      <w:instrText xml:space="preserve"> TIME \@ "dd.MM.yyyy HH:mm" </w:instrText>
+    </w:r>
+    <w:r>
+      <w:fldChar w:fldCharType="separate"/>
+    </w:r>
     <w:r>
       <w:rPr>
         <w:noProof/>
       </w:rPr>
-      <w:fldChar w:fldCharType="begin"/>
-    </w:r>
-    <w:r>
-      <w:rPr>
-        <w:noProof/>
-      </w:rPr>
-      <w:instrText xml:space="preserve"> FILENAME \* MERGEFORMAT </w:instrText>
-    </w:r>
-    <w:r>
-      <w:rPr>
-        <w:noProof/>
-      </w:rPr>
-      <w:fldChar w:fldCharType="separate"/>
-    </w:r>
-    <w:r>
-      <w:rPr>
-        <w:noProof/>
-      </w:rPr>
-      <w:t>C64KB_FunD.docx</w:t>
-    </w:r>
-    <w:r>
-      <w:rPr>
-        <w:noProof/>
-      </w:rPr>
-      <w:fldChar w:fldCharType="end"/>
-    </w:r>
-    <w:r>
-      <w:tab/>
-    </w:r>
-    <w:r>
-      <w:ptab w:relativeTo="margin" w:alignment="right" w:leader="none"/>
-    </w:r>
-    <w:r>
-      <w:fldChar w:fldCharType="begin"/>
-    </w:r>
-    <w:r>
-      <w:instrText xml:space="preserve"> TIME \@ "dd.MM.yyyy HH:mm" </w:instrText>
-    </w:r>
-    <w:r>
-      <w:fldChar w:fldCharType="separate"/>
-    </w:r>
-    <w:r>
-      <w:rPr>
-        <w:noProof/>
-      </w:rPr>
-      <w:t>03.09.2026 16:52</w:t>
+      <w:t>11.10.2026 16:42</w:t>
     </w:r>
     <w:r>
       <w:fldChar w:fldCharType="end"/>
@@ -1874,21 +1616,8 @@
     <w:pPr>
       <w:pStyle w:val="Fuzeile"/>
     </w:pPr>
-    <w:proofErr w:type="spellStart"/>
-    <w:r>
-      <w:t>Drafted</w:t>
-    </w:r>
-    <w:proofErr w:type="spellEnd"/>
-    <w:r>
-      <w:t xml:space="preserve"> </w:t>
-    </w:r>
-    <w:proofErr w:type="spellStart"/>
-    <w:r>
-      <w:t>by</w:t>
-    </w:r>
-    <w:proofErr w:type="spellEnd"/>
-    <w:r>
-      <w:t xml:space="preserve"> </w:t>
+    <w:r>
+      <w:t xml:space="preserve">Drafted by </w:t>
     </w:r>
     <w:sdt>
       <w:sdtPr>
@@ -1935,7 +1664,6 @@
     <w:r>
       <w:rPr>
         <w:rStyle w:val="Seitenzahl"/>
-        <w:noProof/>
       </w:rPr>
       <w:t>2</w:t>
     </w:r>
@@ -1951,14 +1679,12 @@
       </w:rPr>
       <w:t xml:space="preserve"> </w:t>
     </w:r>
-    <w:proofErr w:type="spellStart"/>
     <w:r>
       <w:rPr>
         <w:rStyle w:val="Seitenzahl"/>
       </w:rPr>
       <w:t>of</w:t>
     </w:r>
-    <w:proofErr w:type="spellEnd"/>
     <w:r>
       <w:rPr>
         <w:rStyle w:val="Seitenzahl"/>
@@ -1986,7 +1712,6 @@
     <w:r>
       <w:rPr>
         <w:rStyle w:val="Seitenzahl"/>
-        <w:noProof/>
       </w:rPr>
       <w:t>2</w:t>
     </w:r>
@@ -2019,57 +1744,31 @@
       <w:rPr>
         <w:rStyle w:val="Seitenzahl"/>
       </w:rPr>
-      <w:t>-</w:t>
-    </w:r>
-    <w:proofErr w:type="spellStart"/>
+      <w:t>-N</w:t>
+    </w:r>
     <w:r>
       <w:rPr>
         <w:rStyle w:val="Seitenzahl"/>
       </w:rPr>
-      <w:t>N</w:t>
+      <w:t>o</w:t>
     </w:r>
     <w:r>
       <w:rPr>
         <w:rStyle w:val="Seitenzahl"/>
       </w:rPr>
-      <w:t>o</w:t>
-    </w:r>
-    <w:proofErr w:type="spellEnd"/>
-    <w:r>
-      <w:rPr>
-        <w:rStyle w:val="Seitenzahl"/>
-      </w:rPr>
       <w:t xml:space="preserve">.: </w:t>
     </w:r>
     <w:r>
       <w:rPr>
         <w:sz w:val="20"/>
         <w:szCs w:val="20"/>
-        <w:lang w:val="en-US"/>
-      </w:rPr>
-      <w:t>223-6-0</w:t>
-    </w:r>
-    <w:r>
-      <w:rPr>
-        <w:sz w:val="20"/>
-        <w:szCs w:val="20"/>
-        <w:lang w:val="en-US"/>
-      </w:rPr>
-      <w:t>2</w:t>
-    </w:r>
-    <w:r>
-      <w:rPr>
-        <w:sz w:val="20"/>
-        <w:szCs w:val="20"/>
-        <w:lang w:val="en-US"/>
-      </w:rPr>
-      <w:t>-0</w:t>
-    </w:r>
-    <w:r>
-      <w:rPr>
-        <w:sz w:val="20"/>
-        <w:szCs w:val="20"/>
-        <w:lang w:val="en-US"/>
+      </w:rPr>
+      <w:t>223-6-02-0</w:t>
+    </w:r>
+    <w:r>
+      <w:rPr>
+        <w:sz w:val="20"/>
+        <w:szCs w:val="20"/>
       </w:rPr>
       <w:t>2</w:t>
     </w:r>
@@ -2164,7 +1863,7 @@
         <w:sz w:val="20"/>
         <w:szCs w:val="20"/>
       </w:rPr>
-      <w:t>03.09.2026 16:52</w:t>
+      <w:t>11.10.2026 16:42</w:t>
     </w:r>
     <w:r>
       <w:rPr>
@@ -2182,37 +1881,12 @@
         <w:szCs w:val="20"/>
       </w:rPr>
     </w:pPr>
-    <w:proofErr w:type="spellStart"/>
-    <w:r>
-      <w:rPr>
-        <w:sz w:val="20"/>
-        <w:szCs w:val="20"/>
-      </w:rPr>
-      <w:t>Drafted</w:t>
-    </w:r>
-    <w:proofErr w:type="spellEnd"/>
-    <w:r>
-      <w:rPr>
-        <w:sz w:val="20"/>
-        <w:szCs w:val="20"/>
-      </w:rPr>
-      <w:t xml:space="preserve"> </w:t>
-    </w:r>
-    <w:proofErr w:type="spellStart"/>
-    <w:r>
-      <w:rPr>
-        <w:sz w:val="20"/>
-        <w:szCs w:val="20"/>
-      </w:rPr>
-      <w:t>by</w:t>
-    </w:r>
-    <w:proofErr w:type="spellEnd"/>
-    <w:r>
-      <w:rPr>
-        <w:sz w:val="20"/>
-        <w:szCs w:val="20"/>
-      </w:rPr>
-      <w:t xml:space="preserve"> </w:t>
+    <w:r>
+      <w:rPr>
+        <w:sz w:val="20"/>
+        <w:szCs w:val="20"/>
+      </w:rPr>
+      <w:t xml:space="preserve">Drafted by </w:t>
     </w:r>
     <w:r>
       <w:rPr>
@@ -2288,7 +1962,6 @@
     </w:r>
     <w:r>
       <w:rPr>
-        <w:noProof/>
         <w:sz w:val="20"/>
         <w:szCs w:val="20"/>
       </w:rPr>
@@ -2308,7 +1981,6 @@
       </w:rPr>
       <w:t xml:space="preserve"> </w:t>
     </w:r>
-    <w:proofErr w:type="spellStart"/>
     <w:r>
       <w:rPr>
         <w:sz w:val="20"/>
@@ -2316,7 +1988,6 @@
       </w:rPr>
       <w:t>of</w:t>
     </w:r>
-    <w:proofErr w:type="spellEnd"/>
     <w:r>
       <w:rPr>
         <w:sz w:val="20"/>
@@ -2347,7 +2018,6 @@
     </w:r>
     <w:r>
       <w:rPr>
-        <w:noProof/>
         <w:sz w:val="20"/>
         <w:szCs w:val="20"/>
       </w:rPr>
@@ -2380,15 +2050,7 @@
         <w:sz w:val="20"/>
         <w:szCs w:val="20"/>
       </w:rPr>
-      <w:t>.-</w:t>
-    </w:r>
-    <w:proofErr w:type="spellStart"/>
-    <w:r>
-      <w:rPr>
-        <w:sz w:val="20"/>
-        <w:szCs w:val="20"/>
-      </w:rPr>
-      <w:t>N</w:t>
+      <w:t>.-N</w:t>
     </w:r>
     <w:r>
       <w:rPr>
@@ -2397,7 +2059,6 @@
       </w:rPr>
       <w:t>o</w:t>
     </w:r>
-    <w:proofErr w:type="spellEnd"/>
     <w:r>
       <w:rPr>
         <w:sz w:val="20"/>
@@ -2409,31 +2070,13 @@
       <w:rPr>
         <w:sz w:val="20"/>
         <w:szCs w:val="20"/>
-        <w:lang w:val="en-US"/>
-      </w:rPr>
-      <w:t>223-6-0</w:t>
-    </w:r>
-    <w:r>
-      <w:rPr>
-        <w:sz w:val="20"/>
-        <w:szCs w:val="20"/>
-        <w:lang w:val="en-US"/>
-      </w:rPr>
-      <w:t>2</w:t>
-    </w:r>
-    <w:r>
-      <w:rPr>
-        <w:sz w:val="20"/>
-        <w:szCs w:val="20"/>
-        <w:lang w:val="en-US"/>
-      </w:rPr>
-      <w:t>-0</w:t>
-    </w:r>
-    <w:r>
-      <w:rPr>
-        <w:sz w:val="20"/>
-        <w:szCs w:val="20"/>
-        <w:lang w:val="en-US"/>
+      </w:rPr>
+      <w:t>223-6-02-0</w:t>
+    </w:r>
+    <w:r>
+      <w:rPr>
+        <w:sz w:val="20"/>
+        <w:szCs w:val="20"/>
       </w:rPr>
       <w:t>2</w:t>
     </w:r>
@@ -2867,6 +2510,7 @@
     <w:rsid w:val="00A92BB9"/>
     <w:rPr>
       <w:rFonts w:ascii="Futura Lt BT" w:hAnsi="Futura Lt BT"/>
+      <w:lang w:val="en-US"/>
     </w:rPr>
   </w:style>
   <w:style w:type="paragraph" w:styleId="berschrift1">
